--- a/admission_list.docx
+++ b/admission_list.docx
@@ -74,28 +74,28 @@
         <w:tc>
           <w:p>
             <w:r>
-              <w:t>5</w:t>
-            </w:r>
-          </w:p>
-        </w:tc>
-        <w:tc>
-          <w:p>
-            <w:r>
-              <w:t>rahul aghao</w:t>
-            </w:r>
-          </w:p>
-        </w:tc>
-        <w:tc>
-          <w:p>
-            <w:r>
-              <w:t>CIVIL</w:t>
-            </w:r>
-          </w:p>
-        </w:tc>
-        <w:tc>
-          <w:p>
-            <w:r>
-              <w:t>81.4000</w:t>
+              <w:t>3</w:t>
+            </w:r>
+          </w:p>
+        </w:tc>
+        <w:tc>
+          <w:p>
+            <w:r>
+              <w:t>Jyothi</w:t>
+            </w:r>
+          </w:p>
+        </w:tc>
+        <w:tc>
+          <w:p>
+            <w:r>
+              <w:t>Computer Science</w:t>
+            </w:r>
+          </w:p>
+        </w:tc>
+        <w:tc>
+          <w:p>
+            <w:r>
+              <w:t>92.80</w:t>
             </w:r>
           </w:p>
         </w:tc>
@@ -109,37 +109,37 @@
         <w:tc>
           <w:p>
             <w:r>
-              <w:t>2025-09-01 21:49:18.0</w:t>
-            </w:r>
-          </w:p>
-        </w:tc>
-      </w:tr>
-      <w:tr>
-        <w:tc>
-          <w:p>
-            <w:r>
-              <w:t>6</w:t>
-            </w:r>
-          </w:p>
-        </w:tc>
-        <w:tc>
-          <w:p>
-            <w:r>
-              <w:t>shiatl aghao</w:t>
-            </w:r>
-          </w:p>
-        </w:tc>
-        <w:tc>
-          <w:p>
-            <w:r>
-              <w:t>FashionDesign</w:t>
-            </w:r>
-          </w:p>
-        </w:tc>
-        <w:tc>
-          <w:p>
-            <w:r>
-              <w:t>81.4000</w:t>
+              <w:t>2026-03-26 01:34:37.0</w:t>
+            </w:r>
+          </w:p>
+        </w:tc>
+      </w:tr>
+      <w:tr>
+        <w:tc>
+          <w:p>
+            <w:r>
+              <w:t>2</w:t>
+            </w:r>
+          </w:p>
+        </w:tc>
+        <w:tc>
+          <w:p>
+            <w:r>
+              <w:t>Amrutha</w:t>
+            </w:r>
+          </w:p>
+        </w:tc>
+        <w:tc>
+          <w:p>
+            <w:r>
+              <w:t>Computer Science</w:t>
+            </w:r>
+          </w:p>
+        </w:tc>
+        <w:tc>
+          <w:p>
+            <w:r>
+              <w:t>89.40</w:t>
             </w:r>
           </w:p>
         </w:tc>
@@ -153,7 +153,7 @@
         <w:tc>
           <w:p>
             <w:r>
-              <w:t>2025-09-01 21:59:50.0</w:t>
+              <w:t>2026-03-26 01:31:38.0</w:t>
             </w:r>
           </w:p>
         </w:tc>
@@ -169,21 +169,21 @@
         <w:tc>
           <w:p>
             <w:r>
-              <w:t>sumedha aghao</w:t>
-            </w:r>
-          </w:p>
-        </w:tc>
-        <w:tc>
-          <w:p>
-            <w:r>
-              <w:t>Mechanical</w:t>
-            </w:r>
-          </w:p>
-        </w:tc>
-        <w:tc>
-          <w:p>
-            <w:r>
-              <w:t>63.0000</w:t>
+              <w:t>Amrutha</w:t>
+            </w:r>
+          </w:p>
+        </w:tc>
+        <w:tc>
+          <w:p>
+            <w:r>
+              <w:t>Computer Science</w:t>
+            </w:r>
+          </w:p>
+        </w:tc>
+        <w:tc>
+          <w:p>
+            <w:r>
+              <w:t>89.40</w:t>
             </w:r>
           </w:p>
         </w:tc>
@@ -197,7 +197,7 @@
         <w:tc>
           <w:p>
             <w:r>
-              <w:t>2025-09-01 21:38:20.0</w:t>
+              <w:t>2026-03-26 01:41:22.0</w:t>
             </w:r>
           </w:p>
         </w:tc>
